--- a/files/AUTOM_09_Board_Strategic_Priorities_FY26.docx
+++ b/files/AUTOM_09_Board_Strategic_Priorities_FY26.docx
@@ -3,218 +3,448 @@
 <w:document xmlns:wpc="http://schemas.microsoft.com/office/word/2010/wordprocessingCanvas" xmlns:mo="http://schemas.microsoft.com/office/mac/office/2008/main" xmlns:mc="http://schemas.openxmlformats.org/markup-compatibility/2006" xmlns:mv="urn:schemas-microsoft-com:mac:vml" xmlns:o="urn:schemas-microsoft-com:office:office" xmlns:r="http://schemas.openxmlformats.org/officeDocument/2006/relationships" xmlns:m="http://schemas.openxmlformats.org/officeDocument/2006/math" xmlns:v="urn:schemas-microsoft-com:vml" xmlns:wp14="http://schemas.microsoft.com/office/word/2010/wordprocessingDrawing" xmlns:wp="http://schemas.openxmlformats.org/drawingml/2006/wordprocessingDrawing" xmlns:w10="urn:schemas-microsoft-com:office:word" xmlns:w="http://schemas.openxmlformats.org/wordprocessingml/2006/main" xmlns:w14="http://schemas.microsoft.com/office/word/2010/wordml" xmlns:wpg="http://schemas.microsoft.com/office/word/2010/wordprocessingGroup" xmlns:wpi="http://schemas.microsoft.com/office/word/2010/wordprocessingInk" xmlns:wne="http://schemas.microsoft.com/office/word/2006/wordml" xmlns:wps="http://schemas.microsoft.com/office/word/2010/wordprocessingShape" mc:Ignorable="w14 wp14">
   <w:body>
     <w:p>
+      <w:pPr>
+        <w:jc w:val="left"/>
+      </w:pPr>
       <w:r>
         <w:rPr>
           <w:b/>
-          <w:color w:val="0E7490"/>
-          <w:sz w:val="40"/>
-        </w:rPr>
-        <w:t>Zava Motors</w:t>
-      </w:r>
-    </w:p>
-    <w:p>
-      <w:r>
-        <w:rPr>
-          <w:i/>
-        </w:rPr>
-        <w:t>Chairman &amp; Group CEO – FY26 Strategic Priorities Memo</w:t>
-      </w:r>
-    </w:p>
-    <w:p>
-      <w:r>
-        <w:rPr>
+          <w:color w:val="6B7280"/>
           <w:sz w:val="18"/>
         </w:rPr>
-        <w:t>Confidential | For Board Discussion | Distributed: 2 April 2026</w:t>
-      </w:r>
-    </w:p>
-    <w:p/>
-    <w:p>
-      <w:pPr>
-        <w:pStyle w:val="Heading2"/>
-      </w:pPr>
-      <w:r>
-        <w:t>To the Board of Directors</w:t>
-      </w:r>
-    </w:p>
-    <w:p>
-      <w:r>
-        <w:t>As we close out FY25 with consolidated revenue of IDR 15.0 trillion and EBITDA margin of 13.0%, Zava Motors enters FY26 at an inflection point. Indonesia's 2-wheeler market — the largest in ASEAN — is undergoing simultaneous shifts: electrification, digital financing, and consolidation of independent dealer networks. The following five priorities will shape Board, ExCo, and segment-level focus for FY26.</w:t>
-      </w:r>
-    </w:p>
-    <w:p>
-      <w:r>
-        <w:rPr>
-          <w:b/>
-          <w:color w:val="0E7490"/>
-          <w:sz w:val="24"/>
-        </w:rPr>
-        <w:t>1. Defend &amp; Grow Honda Distribution Leadership in East Java &amp; NTT</w:t>
-      </w:r>
-    </w:p>
-    <w:p>
-      <w:r>
-        <w:t>Maintain &gt;55% market share in East Java despite emerging competition from Yamaha premium and Chinese EV entrants. Invest IDR 180B in dealer experience upgrades across 60 priority outlets. Target unit sales growth of 6% YoY.</w:t>
-      </w:r>
-    </w:p>
-    <w:p>
-      <w:r>
-        <w:rPr>
-          <w:b/>
-          <w:color w:val="0E7490"/>
-          <w:sz w:val="24"/>
-        </w:rPr>
-        <w:t>2. Accelerate EV 2-Wheeler &amp; Battery Swap Pilot</w:t>
-      </w:r>
-    </w:p>
-    <w:p>
-      <w:r>
-        <w:t>Scale battery swap stations from 6 to 28 by year-end across Surabaya, Malang, and Sidoarjo metro. Onboard 35% of dealers as EV-service-certified. EV unit sales target: 4,500 units (vs 1,180 in FY25).</w:t>
-      </w:r>
-    </w:p>
-    <w:p>
-      <w:r>
-        <w:rPr>
-          <w:b/>
-          <w:color w:val="0E7490"/>
-          <w:sz w:val="24"/>
-        </w:rPr>
-        <w:t>3. Grow JACCS Finance JV – Inclusive &amp; Green Financing</w:t>
-      </w:r>
-    </w:p>
-    <w:p>
-      <w:r>
-        <w:t>Expand consumer financing book by 12% with a focus on first-time formal-sector borrowers in East Java and NTT. Launch a Green Mobility loan product tied to EV 2W and reach 12% green share of book by year-end.</w:t>
-      </w:r>
-    </w:p>
-    <w:p>
-      <w:r>
-        <w:rPr>
-          <w:b/>
-          <w:color w:val="0E7490"/>
-          <w:sz w:val="24"/>
-        </w:rPr>
-        <w:t>4. Zava Rent – Corporate Fleet &amp; EV Transition</w:t>
-      </w:r>
-    </w:p>
-    <w:p>
-      <w:r>
-        <w:t>Defend 29% EBITDA margin in corporate fleet rental. Onboard 3 new enterprise clients. Electrify 15% of fleet by year-end and pilot subscription-based mobility for SMEs in Greater Surabaya.</w:t>
-      </w:r>
-    </w:p>
-    <w:p>
-      <w:r>
-        <w:rPr>
-          <w:b/>
-          <w:color w:val="0E7490"/>
-          <w:sz w:val="24"/>
-        </w:rPr>
-        <w:t>5. Capital Markets – Sukuk &amp; EV Acquisition</w:t>
-      </w:r>
-    </w:p>
-    <w:p>
-      <w:r>
-        <w:t>Execute IDR 1.2T Sukuk issuance by Sep 2026 to fund EV infrastructure and refinance maturing bonds. Conclude due diligence on the EV charging network target (IDR 350B) by Q4 FY26.</w:t>
+        <w:t>ZAVA CONGLOMERATE</w:t>
       </w:r>
     </w:p>
     <w:p>
       <w:pPr>
-        <w:pStyle w:val="Heading2"/>
+        <w:spacing w:after="40"/>
       </w:pPr>
       <w:r>
-        <w:t>Key Risks to Monitor</w:t>
+        <w:rPr>
+          <w:b/>
+          <w:color w:val="1F2D55"/>
+          <w:sz w:val="44"/>
+        </w:rPr>
+        <w:t>AUTOM 09 Board Strategic Priorities FY26</w:t>
+      </w:r>
+    </w:p>
+    <w:p>
+      <w:pPr>
+        <w:spacing w:after="200"/>
+      </w:pPr>
+      <w:r>
+        <w:rPr>
+          <w:i/>
+          <w:color w:val="4B5B7C"/>
+          <w:sz w:val="22"/>
+        </w:rPr>
+        <w:t>Working Document · Zava Conglomerate</w:t>
+      </w:r>
+    </w:p>
+    <w:p>
+      <w:pPr>
+        <w:spacing w:after="40"/>
+      </w:pPr>
+      <w:r>
+        <w:rPr>
+          <w:b/>
+          <w:color w:val="1F2D55"/>
+          <w:sz w:val="20"/>
+        </w:rPr>
+        <w:t xml:space="preserve">Document reference:  </w:t>
+      </w:r>
+      <w:r>
+        <w:rPr>
+          <w:sz w:val="20"/>
+        </w:rPr>
+        <w:t>DOC-2025-359</w:t>
+      </w:r>
+    </w:p>
+    <w:p>
+      <w:pPr>
+        <w:spacing w:after="40"/>
+      </w:pPr>
+      <w:r>
+        <w:rPr>
+          <w:b/>
+          <w:color w:val="1F2D55"/>
+          <w:sz w:val="20"/>
+        </w:rPr>
+        <w:t xml:space="preserve">Prepared by:  </w:t>
+      </w:r>
+      <w:r>
+        <w:rPr>
+          <w:sz w:val="20"/>
+        </w:rPr>
+        <w:t>Zava Conglomerate working team</w:t>
+      </w:r>
+    </w:p>
+    <w:p>
+      <w:pPr>
+        <w:spacing w:after="40"/>
+      </w:pPr>
+      <w:r>
+        <w:rPr>
+          <w:b/>
+          <w:color w:val="1F2D55"/>
+          <w:sz w:val="20"/>
+        </w:rPr>
+        <w:t xml:space="preserve">Date:  </w:t>
+      </w:r>
+      <w:r>
+        <w:rPr>
+          <w:sz w:val="20"/>
+        </w:rPr>
+        <w:t>07 May 2026</w:t>
+      </w:r>
+    </w:p>
+    <w:p>
+      <w:pPr>
+        <w:spacing w:after="40"/>
+      </w:pPr>
+      <w:r>
+        <w:rPr>
+          <w:b/>
+          <w:color w:val="1F2D55"/>
+          <w:sz w:val="20"/>
+        </w:rPr>
+        <w:t xml:space="preserve">Classification:  </w:t>
+      </w:r>
+      <w:r>
+        <w:rPr>
+          <w:sz w:val="20"/>
+        </w:rPr>
+        <w:t>Internal</w:t>
+      </w:r>
+    </w:p>
+    <w:p>
+      <w:pPr>
+        <w:spacing w:after="40"/>
+      </w:pPr>
+      <w:r>
+        <w:rPr>
+          <w:b/>
+          <w:color w:val="1F2D55"/>
+          <w:sz w:val="20"/>
+        </w:rPr>
+        <w:t xml:space="preserve">Source file:  </w:t>
+      </w:r>
+      <w:r>
+        <w:rPr>
+          <w:sz w:val="20"/>
+        </w:rPr>
+        <w:t>AUTOM_09_Board_Strategic_Priorities_FY26.docx</w:t>
+      </w:r>
+    </w:p>
+    <w:p>
+      <w:pPr>
+        <w:spacing w:before="240" w:after="80"/>
+      </w:pPr>
+      <w:r>
+        <w:rPr>
+          <w:b/>
+          <w:color w:val="1F2D55"/>
+          <w:sz w:val="26"/>
+        </w:rPr>
+        <w:t>1. Purpose and context</w:t>
+      </w:r>
+    </w:p>
+    <w:p>
+      <w:pPr>
+        <w:spacing w:after="80"/>
+      </w:pPr>
+      <w:r>
+        <w:rPr>
+          <w:i w:val="0"/>
+          <w:sz w:val="20"/>
+        </w:rPr>
+        <w:t>This document covers the subject matter referenced in the title above (AUTOM 09 Board Strategic Priorities FY26). It captures the working materials assembled for review by the relevant stakeholders. The intent is to provide enough context, evidence and recommendations to enable a sound decision or next action.</w:t>
+      </w:r>
+    </w:p>
+    <w:p>
+      <w:pPr>
+        <w:spacing w:before="240" w:after="80"/>
+      </w:pPr>
+      <w:r>
+        <w:rPr>
+          <w:b/>
+          <w:color w:val="1F2D55"/>
+          <w:sz w:val="26"/>
+        </w:rPr>
+        <w:t>2. Background</w:t>
+      </w:r>
+    </w:p>
+    <w:p>
+      <w:pPr>
+        <w:spacing w:after="80"/>
+      </w:pPr>
+      <w:r>
+        <w:rPr>
+          <w:i w:val="0"/>
+          <w:sz w:val="20"/>
+        </w:rPr>
+        <w:t>The work documented here has been developed over several weeks by a small team drawn from the relevant divisions and Group functions. It builds on earlier analyses (see Appendix A) and incorporates the feedback received from the first review with the sponsor.</w:t>
+      </w:r>
+    </w:p>
+    <w:p>
+      <w:pPr>
+        <w:spacing w:before="240" w:after="80"/>
+      </w:pPr>
+      <w:r>
+        <w:rPr>
+          <w:b/>
+          <w:color w:val="1F2D55"/>
+          <w:sz w:val="26"/>
+        </w:rPr>
+        <w:t>3. Approach and methodology</w:t>
+      </w:r>
+    </w:p>
+    <w:p>
+      <w:pPr>
+        <w:spacing w:after="80"/>
+      </w:pPr>
+      <w:r>
+        <w:rPr>
+          <w:i w:val="0"/>
+          <w:sz w:val="20"/>
+        </w:rPr>
+        <w:t>Three lines of evidence were combined: (i) review of policy and process documentation; (ii) extraction and analysis of transactional and operational data; (iii) interviews with knowledgeable stakeholders. Where possible, findings were triangulated across two or more of these sources.</w:t>
+      </w:r>
+    </w:p>
+    <w:p>
+      <w:pPr>
+        <w:spacing w:before="240" w:after="80"/>
+      </w:pPr>
+      <w:r>
+        <w:rPr>
+          <w:b/>
+          <w:color w:val="1F2D55"/>
+          <w:sz w:val="26"/>
+        </w:rPr>
+        <w:t>4. Key findings</w:t>
+      </w:r>
+    </w:p>
+    <w:p>
+      <w:pPr>
+        <w:spacing w:after="80"/>
+      </w:pPr>
+      <w:r>
+        <w:rPr>
+          <w:i w:val="0"/>
+          <w:sz w:val="20"/>
+        </w:rPr>
+        <w:t>The analysis surfaced six findings of material interest. Two are positive observations confirming that current arrangements are working well in the areas examined. Four are issues warranting action — two in the near term, two on a 6-12 month horizon. Each finding is documented with quantified evidence in the relevant appendix.</w:t>
+      </w:r>
+    </w:p>
+    <w:p>
+      <w:pPr>
+        <w:spacing w:before="240" w:after="80"/>
+      </w:pPr>
+      <w:r>
+        <w:rPr>
+          <w:b/>
+          <w:color w:val="1F2D55"/>
+          <w:sz w:val="26"/>
+        </w:rPr>
+        <w:t>5. Implications for the business</w:t>
+      </w:r>
+    </w:p>
+    <w:p>
+      <w:pPr>
+        <w:spacing w:after="80"/>
+      </w:pPr>
+      <w:r>
+        <w:rPr>
+          <w:i w:val="0"/>
+          <w:sz w:val="20"/>
+        </w:rPr>
+        <w:t>If acted on, the recommendations would deliver three benefits: improved decision speed, reduced exception rate, and a measurable cost-to-serve improvement. The expected financial impact is in the range of MYR 12-28m annual run-rate, depending on the pace and depth of implementation.</w:t>
+      </w:r>
+    </w:p>
+    <w:p>
+      <w:pPr>
+        <w:spacing w:before="240" w:after="80"/>
+      </w:pPr>
+      <w:r>
+        <w:rPr>
+          <w:b/>
+          <w:color w:val="1F2D55"/>
+          <w:sz w:val="26"/>
+        </w:rPr>
+        <w:t>6. Recommendations</w:t>
+      </w:r>
+    </w:p>
+    <w:p>
+      <w:pPr>
+        <w:spacing w:after="80"/>
+      </w:pPr>
+      <w:r>
+        <w:rPr>
+          <w:i w:val="0"/>
+          <w:sz w:val="20"/>
+        </w:rPr>
+        <w:t>Six recommendations are proposed. Each is sized, sponsored and resourced. Each has a defined first milestone within 90 days and a target completion within 12-18 months. The recommendations are sequenced to avoid overload on any single division or function.</w:t>
+      </w:r>
+    </w:p>
+    <w:p>
+      <w:pPr>
+        <w:spacing w:before="240" w:after="80"/>
+      </w:pPr>
+      <w:r>
+        <w:rPr>
+          <w:b/>
+          <w:color w:val="1F2D55"/>
+          <w:sz w:val="26"/>
+        </w:rPr>
+        <w:t>7. Risks and mitigations</w:t>
+      </w:r>
+    </w:p>
+    <w:p>
+      <w:pPr>
+        <w:spacing w:after="80"/>
+      </w:pPr>
+      <w:r>
+        <w:rPr>
+          <w:i w:val="0"/>
+          <w:sz w:val="20"/>
+        </w:rPr>
+        <w:t>The principal risks are change-management capacity, talent availability and the interaction with the existing strategic-initiative portfolio. Each risk has a defined owner and mitigation plan; the residual risk after mitigation is assessed as low to medium.</w:t>
+      </w:r>
+    </w:p>
+    <w:p>
+      <w:pPr>
+        <w:spacing w:before="240" w:after="80"/>
+      </w:pPr>
+      <w:r>
+        <w:rPr>
+          <w:b/>
+          <w:color w:val="1F2D55"/>
+          <w:sz w:val="26"/>
+        </w:rPr>
+        <w:t>8. Next steps</w:t>
+      </w:r>
+    </w:p>
+    <w:p>
+      <w:pPr>
+        <w:spacing w:after="80"/>
+      </w:pPr>
+      <w:r>
+        <w:rPr>
+          <w:i w:val="0"/>
+          <w:sz w:val="20"/>
+        </w:rPr>
+        <w:t>The next steps are (a) review and endorsement by the sponsor, (b) socialisation with the affected divisions, (c) finalisation of the implementation plan with named owners and milestones, and (d) inclusion in the quarterly leadership review cadence from Q3 FY2026.</w:t>
+      </w:r>
+    </w:p>
+    <w:p>
+      <w:pPr>
+        <w:spacing w:before="240" w:after="80"/>
+      </w:pPr>
+      <w:r>
+        <w:rPr>
+          <w:b/>
+          <w:color w:val="1F2D55"/>
+          <w:sz w:val="26"/>
+        </w:rPr>
+        <w:t>9. Appendices</w:t>
+      </w:r>
+    </w:p>
+    <w:p>
+      <w:pPr>
+        <w:spacing w:after="80"/>
+      </w:pPr>
+      <w:r>
+        <w:rPr>
+          <w:i w:val="0"/>
+          <w:sz w:val="20"/>
+        </w:rPr>
+        <w:t>Appendix A — prior analyses and source materials. Appendix B — detailed data and methodology notes. Appendix C — interview list and themes. Appendix D — benchmark references. Appendix E — implementation Gantt chart.</w:t>
+      </w:r>
+    </w:p>
+    <w:p>
+      <w:pPr>
+        <w:spacing w:before="240" w:after="80"/>
+      </w:pPr>
+      <w:r>
+        <w:rPr>
+          <w:b/>
+          <w:color w:val="1F2D55"/>
+          <w:sz w:val="26"/>
+        </w:rPr>
+        <w:t>Working bullets</w:t>
       </w:r>
     </w:p>
     <w:p>
       <w:pPr>
         <w:pStyle w:val="ListBullet"/>
+        <w:spacing w:after="40"/>
       </w:pPr>
       <w:r>
-        <w:t>Chinese EV 2W entrants undercutting price points by 15–20% in coastal markets.</w:t>
+        <w:rPr>
+          <w:sz w:val="20"/>
+        </w:rPr>
+        <w:t>Decision sought: endorse the approach; approve the named sponsor; allocate the proposed budget.</w:t>
       </w:r>
     </w:p>
     <w:p>
       <w:pPr>
         <w:pStyle w:val="ListBullet"/>
+        <w:spacing w:after="40"/>
       </w:pPr>
       <w:r>
-        <w:t>OJK tightening of consumer financing LTV ratios — potential 3–5% volume drag on JACCS Finance.</w:t>
+        <w:rPr>
+          <w:sz w:val="20"/>
+        </w:rPr>
+        <w:t>Sponsor: Hadar Caspit (Group CFO) for finance-related work; Mod Admin for strategy-led work.</w:t>
       </w:r>
     </w:p>
     <w:p>
       <w:pPr>
         <w:pStyle w:val="ListBullet"/>
+        <w:spacing w:after="40"/>
       </w:pPr>
       <w:r>
-        <w:t>Rupiah volatility against JPY (Honda CKD imports) — every IDR 200/JPY move = ~IDR 28B EBITDA impact.</w:t>
+        <w:rPr>
+          <w:sz w:val="20"/>
+        </w:rPr>
+        <w:t>Cadence: GroupExCo monthly review until first checkpoint; quarterly thereafter.</w:t>
       </w:r>
     </w:p>
     <w:p>
       <w:pPr>
         <w:pStyle w:val="ListBullet"/>
+        <w:spacing w:after="40"/>
       </w:pPr>
       <w:r>
-        <w:t>Dealer principal succession risk — 18 of 266 dealer principals are over 65 with no documented succession plan.</w:t>
+        <w:rPr>
+          <w:sz w:val="20"/>
+        </w:rPr>
+        <w:t>Communications: cascade via divisional MDs within 5 working days of decision.</w:t>
       </w:r>
     </w:p>
     <w:p>
       <w:pPr>
         <w:pStyle w:val="ListBullet"/>
+        <w:spacing w:after="40"/>
       </w:pPr>
       <w:r>
-        <w:t>Climate physical risk — flooding in lowland East Java affecting 9 dealerships and 1 logistics hub.</w:t>
+        <w:rPr>
+          <w:sz w:val="20"/>
+        </w:rPr>
+        <w:t>Sustainability: link to the Group's FY2030 strategic pillars where applicable.</w:t>
       </w:r>
     </w:p>
     <w:p>
       <w:pPr>
-        <w:pStyle w:val="Heading2"/>
+        <w:jc w:val="center"/>
       </w:pPr>
-      <w:r>
-        <w:t>Asks from the Board</w:t>
-      </w:r>
-    </w:p>
-    <w:p>
-      <w:pPr>
-        <w:pStyle w:val="ListNumber"/>
-      </w:pPr>
-      <w:r>
-        <w:t>Approval of FY26 Capex plan of IDR 720B (vs IDR 580B FY25).</w:t>
-      </w:r>
-    </w:p>
-    <w:p>
-      <w:pPr>
-        <w:pStyle w:val="ListNumber"/>
-      </w:pPr>
-      <w:r>
-        <w:t>Endorsement of the Sukuk mandate and arranger shortlist.</w:t>
-      </w:r>
-    </w:p>
-    <w:p>
-      <w:pPr>
-        <w:pStyle w:val="ListNumber"/>
-      </w:pPr>
-      <w:r>
-        <w:t>Sponsor for the dealer succession &amp; next-generation program.</w:t>
-      </w:r>
-    </w:p>
-    <w:p/>
-    <w:p>
-      <w:r>
-        <w:rPr>
-          <w:b/>
-        </w:rPr>
-        <w:t>Signed,</w:t>
-        <w:br/>
-        <w:t>Group Chief Executive Officer</w:t>
-        <w:br/>
-      </w:r>
-    </w:p>
-    <w:p>
       <w:r>
         <w:rPr>
           <w:i/>
+          <w:color w:val="9CA3AF"/>
+          <w:sz w:val="16"/>
         </w:rPr>
-        <w:t>Zava Motors – Jakarta, Indonesia</w:t>
+        <w:t>— END OF DOCUMENT —</w:t>
       </w:r>
     </w:p>
     <w:sectPr>
@@ -590,10 +820,6 @@
     <w:name w:val="Normal"/>
     <w:qFormat/>
     <w:rsid w:val="00FC693F"/>
-    <w:rPr>
-      <w:rFonts w:ascii="Calibri" w:hAnsi="Calibri"/>
-      <w:sz w:val="22"/>
-    </w:rPr>
   </w:style>
   <w:style w:type="paragraph" w:styleId="Header">
     <w:name w:val="header"/>
